--- a/Game Docs/First Feedback Report and Future Development Priorities - 02092026.docx
+++ b/Game Docs/First Feedback Report and Future Development Priorities - 02092026.docx
@@ -143,15 +143,13 @@
         </w:rPr>
         <w:t xml:space="preserve">One of the clearest issues identified during play is that the player can still declare major actions directly without sufficient consideration of whether the President </w:t>
       </w:r>
-      <w:proofErr w:type="spellStart"/>
-      <w:r>
-        <w:rPr>
-          <w:sz w:val="22"/>
-          <w:szCs w:val="22"/>
-        </w:rPr>
-        <w:t>actuall</w:t>
-      </w:r>
-      <w:proofErr w:type="spellEnd"/>
+      <w:r>
+        <w:rPr>
+          <w:sz w:val="22"/>
+          <w:szCs w:val="22"/>
+        </w:rPr>
+        <w:t>actually</w:t>
+      </w:r>
       <w:r>
         <w:rPr>
           <w:sz w:val="22"/>
@@ -561,7 +559,7 @@
           <w:szCs w:val="22"/>
         </w:rPr>
         <w:pict w14:anchorId="4B04B085">
-          <v:rect id="_x0000_i1085" style="width:0;height:1.5pt" o:hralign="center" o:hrstd="t" o:hr="t" fillcolor="#a0a0a0" stroked="f"/>
+          <v:rect id="_x0000_i1025" style="width:0;height:1.5pt" o:hralign="center" o:hrstd="t" o:hr="t" fillcolor="#a0a0a0" stroked="f"/>
         </w:pict>
       </w:r>
     </w:p>
@@ -861,7 +859,7 @@
           <w:szCs w:val="22"/>
         </w:rPr>
         <w:pict w14:anchorId="0DF4C186">
-          <v:rect id="_x0000_i1086" style="width:0;height:1.5pt" o:hralign="center" o:hrstd="t" o:hr="t" fillcolor="#a0a0a0" stroked="f"/>
+          <v:rect id="_x0000_i1026" style="width:0;height:1.5pt" o:hralign="center" o:hrstd="t" o:hr="t" fillcolor="#a0a0a0" stroked="f"/>
         </w:pict>
       </w:r>
     </w:p>
@@ -1113,7 +1111,7 @@
           <w:szCs w:val="22"/>
         </w:rPr>
         <w:pict w14:anchorId="01B0F80B">
-          <v:rect id="_x0000_i1087" style="width:0;height:1.5pt" o:hralign="center" o:hrstd="t" o:hr="t" fillcolor="#a0a0a0" stroked="f"/>
+          <v:rect id="_x0000_i1027" style="width:0;height:1.5pt" o:hralign="center" o:hrstd="t" o:hr="t" fillcolor="#a0a0a0" stroked="f"/>
         </w:pict>
       </w:r>
     </w:p>
@@ -1300,7 +1298,7 @@
           <w:szCs w:val="22"/>
         </w:rPr>
         <w:pict w14:anchorId="7D28609C">
-          <v:rect id="_x0000_i1088" style="width:0;height:1.5pt" o:hralign="center" o:hrstd="t" o:hr="t" fillcolor="#a0a0a0" stroked="f"/>
+          <v:rect id="_x0000_i1028" style="width:0;height:1.5pt" o:hralign="center" o:hrstd="t" o:hr="t" fillcolor="#a0a0a0" stroked="f"/>
         </w:pict>
       </w:r>
     </w:p>
@@ -1426,7 +1424,7 @@
           <w:szCs w:val="22"/>
         </w:rPr>
         <w:pict w14:anchorId="110F3DBC">
-          <v:rect id="_x0000_i1089" style="width:0;height:1.5pt" o:hralign="center" o:hrstd="t" o:hr="t" fillcolor="#a0a0a0" stroked="f"/>
+          <v:rect id="_x0000_i1029" style="width:0;height:1.5pt" o:hralign="center" o:hrstd="t" o:hr="t" fillcolor="#a0a0a0" stroked="f"/>
         </w:pict>
       </w:r>
     </w:p>
@@ -1677,7 +1675,7 @@
           <w:szCs w:val="22"/>
         </w:rPr>
         <w:pict w14:anchorId="10BFFF7C">
-          <v:rect id="_x0000_i1090" style="width:0;height:1.5pt" o:hralign="center" o:hrstd="t" o:hr="t" fillcolor="#a0a0a0" stroked="f"/>
+          <v:rect id="_x0000_i1030" style="width:0;height:1.5pt" o:hralign="center" o:hrstd="t" o:hr="t" fillcolor="#a0a0a0" stroked="f"/>
         </w:pict>
       </w:r>
     </w:p>
@@ -1803,7 +1801,7 @@
           <w:szCs w:val="22"/>
         </w:rPr>
         <w:pict w14:anchorId="30B8F5A4">
-          <v:rect id="_x0000_i1091" style="width:0;height:1.5pt" o:hralign="center" o:hrstd="t" o:hr="t" fillcolor="#a0a0a0" stroked="f"/>
+          <v:rect id="_x0000_i1031" style="width:0;height:1.5pt" o:hralign="center" o:hrstd="t" o:hr="t" fillcolor="#a0a0a0" stroked="f"/>
         </w:pict>
       </w:r>
     </w:p>
@@ -1989,7 +1987,7 @@
           <w:szCs w:val="22"/>
         </w:rPr>
         <w:pict w14:anchorId="42B453E5">
-          <v:rect id="_x0000_i1092" style="width:0;height:1.5pt" o:hralign="center" o:hrstd="t" o:hr="t" fillcolor="#a0a0a0" stroked="f"/>
+          <v:rect id="_x0000_i1032" style="width:0;height:1.5pt" o:hralign="center" o:hrstd="t" o:hr="t" fillcolor="#a0a0a0" stroked="f"/>
         </w:pict>
       </w:r>
     </w:p>
@@ -2196,7 +2194,7 @@
           <w:szCs w:val="22"/>
         </w:rPr>
         <w:pict w14:anchorId="1B033E54">
-          <v:rect id="_x0000_i1093" style="width:0;height:1.5pt" o:hralign="center" o:hrstd="t" o:hr="t" fillcolor="#a0a0a0" stroked="f"/>
+          <v:rect id="_x0000_i1033" style="width:0;height:1.5pt" o:hralign="center" o:hrstd="t" o:hr="t" fillcolor="#a0a0a0" stroked="f"/>
         </w:pict>
       </w:r>
     </w:p>
@@ -2369,7 +2367,7 @@
           <w:szCs w:val="22"/>
         </w:rPr>
         <w:pict w14:anchorId="667AD097">
-          <v:rect id="_x0000_i1094" style="width:0;height:1.5pt" o:hralign="center" o:hrstd="t" o:hr="t" fillcolor="#a0a0a0" stroked="f"/>
+          <v:rect id="_x0000_i1034" style="width:0;height:1.5pt" o:hralign="center" o:hrstd="t" o:hr="t" fillcolor="#a0a0a0" stroked="f"/>
         </w:pict>
       </w:r>
     </w:p>
